--- a/itogovy_proekt.docx
+++ b/itogovy_proekt.docx
@@ -1,6 +1,6 @@
 
 <file path=word/document.xml><?xml version="1.0" encoding="utf-8"?>
-<w:document xmlns:wpc="http://schemas.microsoft.com/office/word/2010/wordprocessingCanvas" xmlns:cx="http://schemas.microsoft.com/office/drawing/2014/chartex" xmlns:cx1="http://schemas.microsoft.com/office/drawing/2015/9/8/chartex" xmlns:cx2="http://schemas.microsoft.com/office/drawing/2015/10/21/chartex" xmlns:cx3="http://schemas.microsoft.com/office/drawing/2016/5/9/chartex" xmlns:cx4="http://schemas.microsoft.com/office/drawing/2016/5/10/chartex" xmlns:cx5="http://schemas.microsoft.com/office/drawing/2016/5/11/chartex" xmlns:cx6="http://schemas.microsoft.com/office/drawing/2016/5/12/chartex" xmlns:cx7="http://schemas.microsoft.com/office/drawing/2016/5/13/chartex" xmlns:cx8="http://schemas.microsoft.com/office/drawing/2016/5/14/chartex" xmlns:mc="http://schemas.openxmlformats.org/markup-compatibility/2006" xmlns:aink="http://schemas.microsoft.com/office/drawing/2016/ink" xmlns:am3d="http://schemas.microsoft.com/office/drawing/2017/model3d" xmlns:o="urn:schemas-microsoft-com:office:office" xmlns:r="http://schemas.openxmlformats.org/officeDocument/2006/relationships" xmlns:m="http://schemas.openxmlformats.org/officeDocument/2006/math" xmlns:v="urn:schemas-microsoft-com:vml" xmlns:wp14="http://schemas.microsoft.com/office/word/2010/wordprocessingDrawing" xmlns:wp="http://schemas.openxmlformats.org/drawingml/2006/wordprocessingDrawing" xmlns:w10="urn:schemas-microsoft-com:office:word" xmlns:w="http://schemas.openxmlformats.org/wordprocessingml/2006/main" xmlns:w14="http://schemas.microsoft.com/office/word/2010/wordml" xmlns:w15="http://schemas.microsoft.com/office/word/2012/wordml" xmlns:w16cid="http://schemas.microsoft.com/office/word/2016/wordml/cid" xmlns:w16se="http://schemas.microsoft.com/office/word/2015/wordml/symex" xmlns:wpg="http://schemas.microsoft.com/office/word/2010/wordprocessingGroup" xmlns:wpi="http://schemas.microsoft.com/office/word/2010/wordprocessingInk" xmlns:wne="http://schemas.microsoft.com/office/word/2006/wordml" xmlns:wps="http://schemas.microsoft.com/office/word/2010/wordprocessingShape" mc:Ignorable="w14 w15 w16se w16cid wp14">
+<w:document xmlns:wpc="http://schemas.microsoft.com/office/word/2010/wordprocessingCanvas" xmlns:cx="http://schemas.microsoft.com/office/drawing/2014/chartex" xmlns:cx1="http://schemas.microsoft.com/office/drawing/2015/9/8/chartex" xmlns:cx2="http://schemas.microsoft.com/office/drawing/2015/10/21/chartex" xmlns:cx3="http://schemas.microsoft.com/office/drawing/2016/5/9/chartex" xmlns:cx4="http://schemas.microsoft.com/office/drawing/2016/5/10/chartex" xmlns:cx5="http://schemas.microsoft.com/office/drawing/2016/5/11/chartex" xmlns:cx6="http://schemas.microsoft.com/office/drawing/2016/5/12/chartex" xmlns:cx7="http://schemas.microsoft.com/office/drawing/2016/5/13/chartex" xmlns:cx8="http://schemas.microsoft.com/office/drawing/2016/5/14/chartex" xmlns:mc="http://schemas.openxmlformats.org/markup-compatibility/2006" xmlns:aink="http://schemas.microsoft.com/office/drawing/2016/ink" xmlns:am3d="http://schemas.microsoft.com/office/drawing/2017/model3d" xmlns:o="urn:schemas-microsoft-com:office:office" xmlns:oel="http://schemas.microsoft.com/office/2019/extlst" xmlns:r="http://schemas.openxmlformats.org/officeDocument/2006/relationships" xmlns:m="http://schemas.openxmlformats.org/officeDocument/2006/math" xmlns:v="urn:schemas-microsoft-com:vml" xmlns:wp14="http://schemas.microsoft.com/office/word/2010/wordprocessingDrawing" xmlns:wp="http://schemas.openxmlformats.org/drawingml/2006/wordprocessingDrawing" xmlns:w10="urn:schemas-microsoft-com:office:word" xmlns:w="http://schemas.openxmlformats.org/wordprocessingml/2006/main" xmlns:w14="http://schemas.microsoft.com/office/word/2010/wordml" xmlns:w15="http://schemas.microsoft.com/office/word/2012/wordml" xmlns:w16cex="http://schemas.microsoft.com/office/word/2018/wordml/cex" xmlns:w16cid="http://schemas.microsoft.com/office/word/2016/wordml/cid" xmlns:w16="http://schemas.microsoft.com/office/word/2018/wordml" xmlns:w16du="http://schemas.microsoft.com/office/word/2023/wordml/word16du" xmlns:w16sdtdh="http://schemas.microsoft.com/office/word/2020/wordml/sdtdatahash" xmlns:w16sdtfl="http://schemas.microsoft.com/office/word/2024/wordml/sdtformatlock" xmlns:w16se="http://schemas.microsoft.com/office/word/2015/wordml/symex" xmlns:wpg="http://schemas.microsoft.com/office/word/2010/wordprocessingGroup" xmlns:wpi="http://schemas.microsoft.com/office/word/2010/wordprocessingInk" xmlns:wne="http://schemas.microsoft.com/office/word/2006/wordml" xmlns:wps="http://schemas.microsoft.com/office/word/2010/wordprocessingShape" mc:Ignorable="w14 w15 w16se w16cid w16 w16cex w16sdtdh w16sdtfl w16du wp14">
   <w:body>
     <w:p>
       <w:pPr>
@@ -1114,15 +1114,7 @@
         <w:jc w:val="both"/>
       </w:pPr>
       <w:r>
-        <w:t xml:space="preserve">Объектом информатизации является магазин, специализирующийся на розничной и мелкооптовой продаже профессионального </w:t>
-      </w:r>
-      <w:proofErr w:type="spellStart"/>
-      <w:r>
-        <w:t>аудиооборудования</w:t>
-      </w:r>
-      <w:proofErr w:type="spellEnd"/>
-      <w:r>
-        <w:t>, портативной электроники и сопутствующих гаджетов. Предприятие представляет собой самостоятельную коммерческую единицу, ориентированную на предоставление качественной техники как физическим лицам, так и студиям звукозаписи. Организационная структура магазина имеет линейно-функциональный характер, обеспечивающий четкую вертикаль управления от директора до линейного персонала. Технико-экономические показатели деятельности организации включают в себя штат из 15 сотрудников, номенклатуру товаров более 2000 позиций (от наушников до сложных микшерных пультов) и базу постоянных клиентов, насчитывающую около 500 потребителей. Магазин сотрудничает с 12 официальными поставщиками брендовой техники. Ежемесячный объем продаж составляет порядка 300 сделок, что требует внедрения эффективной системы учета и автоматизации внутренних процессов для минимизации ошибок и ускорения обслуживания клиентов</w:t>
+        <w:t>Объектом информатизации является магазин, специализирующийся на розничной и мелкооптовой продаже профессионального аудиооборудования, портативной электроники и сопутствующих гаджетов. Предприятие представляет собой самостоятельную коммерческую единицу, ориентированную на предоставление качественной техники как физическим лицам, так и студиям звукозаписи. Организационная структура магазина имеет линейно-функциональный характер, обеспечивающий четкую вертикаль управления от директора до линейного персонала. Технико-экономические показатели деятельности организации включают в себя штат из 15 сотрудников, номенклатуру товаров более 2000 позиций (от наушников до сложных микшерных пультов) и базу постоянных клиентов, насчитывающую около 500 потребителей. Магазин сотрудничает с 12 официальными поставщиками брендовой техники. Ежемесячный объем продаж составляет порядка 300 сделок, что требует внедрения эффективной системы учета и автоматизации внутренних процессов для минимизации ошибок и ускорения обслуживания клиентов</w:t>
       </w:r>
       <w:r>
         <w:t xml:space="preserve">. </w:t>
@@ -1435,7 +1427,7 @@
           <w:szCs w:val="24"/>
           <w:lang w:eastAsia="ru-RU"/>
         </w:rPr>
-        <w:t>Wi-Fi</w:t>
+        <w:t>Wi</w:t>
       </w:r>
       <w:proofErr w:type="spellEnd"/>
       <w:r>
@@ -1446,7 +1438,7 @@
           <w:szCs w:val="24"/>
           <w:lang w:eastAsia="ru-RU"/>
         </w:rPr>
-        <w:t xml:space="preserve"> роутеры для подключения мобильных терминалов сбора данных.</w:t>
+        <w:t>-Fi роутеры для подключения мобильных терминалов сбора данных.</w:t>
       </w:r>
     </w:p>
     <w:p>
@@ -2476,25 +2468,7 @@
           <w:sz w:val="24"/>
           <w:szCs w:val="24"/>
         </w:rPr>
-        <w:t xml:space="preserve">Система должна обеспечивать формирование следующих отчетов: отчет по продажам за период, отчет по остаткам товаров на складе, отчет по выручке сотрудников, отчет по популярности товаров. Отчеты должны выводиться на экран, печататься на принтере и экспортироваться в форматы </w:t>
-      </w:r>
-      <w:proofErr w:type="spellStart"/>
-      <w:r>
-        <w:rPr>
-          <w:rStyle w:val="FontStyle22"/>
-          <w:sz w:val="24"/>
-          <w:szCs w:val="24"/>
-        </w:rPr>
-        <w:t>Excel</w:t>
-      </w:r>
-      <w:proofErr w:type="spellEnd"/>
-      <w:r>
-        <w:rPr>
-          <w:rStyle w:val="FontStyle22"/>
-          <w:sz w:val="24"/>
-          <w:szCs w:val="24"/>
-        </w:rPr>
-        <w:t xml:space="preserve"> и PDF.</w:t>
+        <w:t>Система должна обеспечивать формирование следующих отчетов: отчет по продажам за период, отчет по остаткам товаров на складе, отчет по выручке сотрудников, отчет по популярности товаров. Отчеты должны выводиться на экран, печататься на принтере и экспортироваться в форматы Excel и PDF.</w:t>
       </w:r>
     </w:p>
     <w:p>
@@ -2621,7 +2595,7 @@
           <w:sz w:val="24"/>
           <w:szCs w:val="24"/>
         </w:rPr>
-        <w:t xml:space="preserve">Система должна использовать СУБД </w:t>
+        <w:t xml:space="preserve">Система должна использовать СУБД Microsoft Access (для учебного проекта) или </w:t>
       </w:r>
       <w:proofErr w:type="spellStart"/>
       <w:r>
@@ -2630,7 +2604,7 @@
           <w:sz w:val="24"/>
           <w:szCs w:val="24"/>
         </w:rPr>
-        <w:t>Microsoft</w:t>
+        <w:t>SQLite</w:t>
       </w:r>
       <w:proofErr w:type="spellEnd"/>
       <w:r>
@@ -2639,61 +2613,7 @@
           <w:sz w:val="24"/>
           <w:szCs w:val="24"/>
         </w:rPr>
-        <w:t xml:space="preserve"> </w:t>
-      </w:r>
-      <w:proofErr w:type="spellStart"/>
-      <w:r>
-        <w:rPr>
-          <w:rStyle w:val="FontStyle22"/>
-          <w:sz w:val="24"/>
-          <w:szCs w:val="24"/>
-        </w:rPr>
-        <w:t>Access</w:t>
-      </w:r>
-      <w:proofErr w:type="spellEnd"/>
-      <w:r>
-        <w:rPr>
-          <w:rStyle w:val="FontStyle22"/>
-          <w:sz w:val="24"/>
-          <w:szCs w:val="24"/>
-        </w:rPr>
-        <w:t xml:space="preserve"> (для учебного проекта) или </w:t>
-      </w:r>
-      <w:proofErr w:type="spellStart"/>
-      <w:r>
-        <w:rPr>
-          <w:rStyle w:val="FontStyle22"/>
-          <w:sz w:val="24"/>
-          <w:szCs w:val="24"/>
-        </w:rPr>
-        <w:t>SQLite</w:t>
-      </w:r>
-      <w:proofErr w:type="spellEnd"/>
-      <w:r>
-        <w:rPr>
-          <w:rStyle w:val="FontStyle22"/>
-          <w:sz w:val="24"/>
-          <w:szCs w:val="24"/>
-        </w:rPr>
-        <w:t xml:space="preserve">. Должна быть предусмотрена возможность выгрузки данных в форматы </w:t>
-      </w:r>
-      <w:proofErr w:type="spellStart"/>
-      <w:r>
-        <w:rPr>
-          <w:rStyle w:val="FontStyle22"/>
-          <w:sz w:val="24"/>
-          <w:szCs w:val="24"/>
-        </w:rPr>
-        <w:t>Excel</w:t>
-      </w:r>
-      <w:proofErr w:type="spellEnd"/>
-      <w:r>
-        <w:rPr>
-          <w:rStyle w:val="FontStyle22"/>
-          <w:sz w:val="24"/>
-          <w:szCs w:val="24"/>
-        </w:rPr>
-        <w:t xml:space="preserve"> и PDF для дальнейшей обработки и печати. Все данные должны храниться в структурированном виде с соблюдением реляционной модели.</w:t>
+        <w:t>. Должна быть предусмотрена возможность выгрузки данных в форматы Excel и PDF для дальнейшей обработки и печати. Все данные должны храниться в структурированном виде с соблюдением реляционной модели.</w:t>
       </w:r>
     </w:p>
     <w:p>
@@ -2735,79 +2655,7 @@
           <w:sz w:val="24"/>
           <w:szCs w:val="24"/>
         </w:rPr>
-        <w:t xml:space="preserve">Система должна функционировать под управлением операционной системы </w:t>
-      </w:r>
-      <w:proofErr w:type="spellStart"/>
-      <w:r>
-        <w:rPr>
-          <w:rStyle w:val="FontStyle22"/>
-          <w:sz w:val="24"/>
-          <w:szCs w:val="24"/>
-        </w:rPr>
-        <w:t>Windows</w:t>
-      </w:r>
-      <w:proofErr w:type="spellEnd"/>
-      <w:r>
-        <w:rPr>
-          <w:rStyle w:val="FontStyle22"/>
-          <w:sz w:val="24"/>
-          <w:szCs w:val="24"/>
-        </w:rPr>
-        <w:t xml:space="preserve"> 10/11 </w:t>
-      </w:r>
-      <w:proofErr w:type="spellStart"/>
-      <w:r>
-        <w:rPr>
-          <w:rStyle w:val="FontStyle22"/>
-          <w:sz w:val="24"/>
-          <w:szCs w:val="24"/>
-        </w:rPr>
-        <w:t>Pro</w:t>
-      </w:r>
-      <w:proofErr w:type="spellEnd"/>
-      <w:r>
-        <w:rPr>
-          <w:rStyle w:val="FontStyle22"/>
-          <w:sz w:val="24"/>
-          <w:szCs w:val="24"/>
-        </w:rPr>
-        <w:t xml:space="preserve">. Клиентская часть должна работать на компьютерах с процессором не ниже </w:t>
-      </w:r>
-      <w:proofErr w:type="spellStart"/>
-      <w:r>
-        <w:rPr>
-          <w:rStyle w:val="FontStyle22"/>
-          <w:sz w:val="24"/>
-          <w:szCs w:val="24"/>
-        </w:rPr>
-        <w:t>Intel</w:t>
-      </w:r>
-      <w:proofErr w:type="spellEnd"/>
-      <w:r>
-        <w:rPr>
-          <w:rStyle w:val="FontStyle22"/>
-          <w:sz w:val="24"/>
-          <w:szCs w:val="24"/>
-        </w:rPr>
-        <w:t xml:space="preserve"> </w:t>
-      </w:r>
-      <w:proofErr w:type="spellStart"/>
-      <w:r>
-        <w:rPr>
-          <w:rStyle w:val="FontStyle22"/>
-          <w:sz w:val="24"/>
-          <w:szCs w:val="24"/>
-        </w:rPr>
-        <w:t>Core</w:t>
-      </w:r>
-      <w:proofErr w:type="spellEnd"/>
-      <w:r>
-        <w:rPr>
-          <w:rStyle w:val="FontStyle22"/>
-          <w:sz w:val="24"/>
-          <w:szCs w:val="24"/>
-        </w:rPr>
-        <w:t xml:space="preserve"> i3 и оперативной памятью не менее 8 ГБ.</w:t>
+        <w:t>Система должна функционировать под управлением операционной системы Windows 10/11 Pro. Клиентская часть должна работать на компьютерах с процессором не ниже Intel Core i3 и оперативной памятью не менее 8 ГБ.</w:t>
       </w:r>
     </w:p>
     <w:p>
@@ -2930,35 +2778,7 @@
               <w:rPr>
                 <w:szCs w:val="24"/>
               </w:rPr>
-              <w:t xml:space="preserve">Процессор </w:t>
-            </w:r>
-            <w:proofErr w:type="spellStart"/>
-            <w:r>
-              <w:rPr>
-                <w:szCs w:val="24"/>
-              </w:rPr>
-              <w:t>Intel</w:t>
-            </w:r>
-            <w:proofErr w:type="spellEnd"/>
-            <w:r>
-              <w:rPr>
-                <w:szCs w:val="24"/>
-              </w:rPr>
-              <w:t xml:space="preserve"> </w:t>
-            </w:r>
-            <w:proofErr w:type="spellStart"/>
-            <w:r>
-              <w:rPr>
-                <w:szCs w:val="24"/>
-              </w:rPr>
-              <w:t>Core</w:t>
-            </w:r>
-            <w:proofErr w:type="spellEnd"/>
-            <w:r>
-              <w:rPr>
-                <w:szCs w:val="24"/>
-              </w:rPr>
-              <w:t xml:space="preserve"> i3, 8 ГБ ОЗУ, 50 ГБ свободного места</w:t>
+              <w:t>Процессор Intel Core i3, 8 ГБ ОЗУ, 50 ГБ свободного места</w:t>
             </w:r>
           </w:p>
         </w:tc>
@@ -3005,35 +2825,7 @@
               <w:rPr>
                 <w:szCs w:val="24"/>
               </w:rPr>
-              <w:t xml:space="preserve">Процессор </w:t>
-            </w:r>
-            <w:proofErr w:type="spellStart"/>
-            <w:r>
-              <w:rPr>
-                <w:szCs w:val="24"/>
-              </w:rPr>
-              <w:t>Intel</w:t>
-            </w:r>
-            <w:proofErr w:type="spellEnd"/>
-            <w:r>
-              <w:rPr>
-                <w:szCs w:val="24"/>
-              </w:rPr>
-              <w:t xml:space="preserve"> </w:t>
-            </w:r>
-            <w:proofErr w:type="spellStart"/>
-            <w:r>
-              <w:rPr>
-                <w:szCs w:val="24"/>
-              </w:rPr>
-              <w:t>Core</w:t>
-            </w:r>
-            <w:proofErr w:type="spellEnd"/>
-            <w:r>
-              <w:rPr>
-                <w:szCs w:val="24"/>
-              </w:rPr>
-              <w:t xml:space="preserve"> i3, 8 ГБ ОЗУ, доступ к локальной сети</w:t>
+              <w:t>Процессор Intel Core i3, 8 ГБ ОЗУ, доступ к локальной сети</w:t>
             </w:r>
           </w:p>
         </w:tc>
@@ -3080,35 +2872,7 @@
               <w:rPr>
                 <w:szCs w:val="24"/>
               </w:rPr>
-              <w:t xml:space="preserve">Процессор </w:t>
-            </w:r>
-            <w:proofErr w:type="spellStart"/>
-            <w:r>
-              <w:rPr>
-                <w:szCs w:val="24"/>
-              </w:rPr>
-              <w:t>Intel</w:t>
-            </w:r>
-            <w:proofErr w:type="spellEnd"/>
-            <w:r>
-              <w:rPr>
-                <w:szCs w:val="24"/>
-              </w:rPr>
-              <w:t xml:space="preserve"> </w:t>
-            </w:r>
-            <w:proofErr w:type="spellStart"/>
-            <w:r>
-              <w:rPr>
-                <w:szCs w:val="24"/>
-              </w:rPr>
-              <w:t>Core</w:t>
-            </w:r>
-            <w:proofErr w:type="spellEnd"/>
-            <w:r>
-              <w:rPr>
-                <w:szCs w:val="24"/>
-              </w:rPr>
-              <w:t xml:space="preserve"> i3, 8 ГБ ОЗУ, доступ к локальной сети</w:t>
+              <w:t>Процессор Intel Core i3, 8 ГБ ОЗУ, доступ к локальной сети</w:t>
             </w:r>
           </w:p>
         </w:tc>
@@ -3303,9 +3067,15 @@
               <w:rPr>
                 <w:szCs w:val="24"/>
               </w:rPr>
-              <w:t>Wi-Fi</w:t>
+              <w:t>Wi</w:t>
             </w:r>
             <w:proofErr w:type="spellEnd"/>
+            <w:r>
+              <w:rPr>
+                <w:szCs w:val="24"/>
+              </w:rPr>
+              <w:t>-Fi</w:t>
+            </w:r>
           </w:p>
         </w:tc>
       </w:tr>
@@ -3530,13 +3300,7 @@
         <w:rPr>
           <w:sz w:val="28"/>
         </w:rPr>
-        <w:t>5.1. Ожидаемая эффективность автоматизации процесса</w:t>
-      </w:r>
-      <w:r>
-        <w:rPr>
-          <w:sz w:val="28"/>
-        </w:rPr>
-        <w:t xml:space="preserve"> </w:t>
+        <w:t xml:space="preserve">5.1. Ожидаемая эффективность автоматизации процесса </w:t>
       </w:r>
     </w:p>
     <w:tbl>
@@ -4009,7 +3773,14 @@
         <w:rPr>
           <w:szCs w:val="24"/>
         </w:rPr>
-        <w:t xml:space="preserve">Разработка выполняется в рамках учебного проекта. При промышленном внедрении стоимость разработки и внедрения системы оценивается в 150 000 </w:t>
+        <w:t xml:space="preserve">Разработка выполняется в рамках учебного проекта. При промышленном внедрении стоимость разработки и внедрения системы оценивается в </w:t>
+      </w:r>
+      <w:proofErr w:type="gramStart"/>
+      <w:r>
+        <w:rPr>
+          <w:szCs w:val="24"/>
+        </w:rPr>
+        <w:t xml:space="preserve">150 000 </w:t>
       </w:r>
       <w:r>
         <w:rPr>
@@ -4021,7 +3792,14 @@
         <w:rPr>
           <w:szCs w:val="24"/>
         </w:rPr>
-        <w:t xml:space="preserve"> 300 000 рублей в зависимости от состава функций и количества пользовательских мест.</w:t>
+        <w:t xml:space="preserve"> 300 000</w:t>
+      </w:r>
+      <w:proofErr w:type="gramEnd"/>
+      <w:r>
+        <w:rPr>
+          <w:szCs w:val="24"/>
+        </w:rPr>
+        <w:t xml:space="preserve"> рублей в зависимости от состава функций и количества пользовательских мест.</w:t>
       </w:r>
     </w:p>
     <w:p>
@@ -4156,11 +3934,19 @@
                 <w:szCs w:val="24"/>
               </w:rPr>
             </w:pPr>
+            <w:proofErr w:type="gramStart"/>
             <w:r>
               <w:rPr>
                 <w:szCs w:val="24"/>
               </w:rPr>
-              <w:t>5-10 минут</w:t>
+              <w:t>5-10</w:t>
+            </w:r>
+            <w:proofErr w:type="gramEnd"/>
+            <w:r>
+              <w:rPr>
+                <w:szCs w:val="24"/>
+              </w:rPr>
+              <w:t xml:space="preserve"> минут</w:t>
             </w:r>
           </w:p>
         </w:tc>
@@ -4225,11 +4011,19 @@
                 <w:szCs w:val="24"/>
               </w:rPr>
             </w:pPr>
+            <w:proofErr w:type="gramStart"/>
             <w:r>
               <w:rPr>
                 <w:szCs w:val="24"/>
               </w:rPr>
-              <w:t>10-15 минут</w:t>
+              <w:t>10-15</w:t>
+            </w:r>
+            <w:proofErr w:type="gramEnd"/>
+            <w:r>
+              <w:rPr>
+                <w:szCs w:val="24"/>
+              </w:rPr>
+              <w:t xml:space="preserve"> минут</w:t>
             </w:r>
           </w:p>
         </w:tc>
@@ -4246,11 +4040,19 @@
                 <w:szCs w:val="24"/>
               </w:rPr>
             </w:pPr>
+            <w:proofErr w:type="gramStart"/>
             <w:r>
               <w:rPr>
                 <w:szCs w:val="24"/>
               </w:rPr>
-              <w:t>2-3 минуты</w:t>
+              <w:t>2-3</w:t>
+            </w:r>
+            <w:proofErr w:type="gramEnd"/>
+            <w:r>
+              <w:rPr>
+                <w:szCs w:val="24"/>
+              </w:rPr>
+              <w:t xml:space="preserve"> минуты</w:t>
             </w:r>
           </w:p>
         </w:tc>
@@ -4361,11 +4163,19 @@
                 <w:szCs w:val="24"/>
               </w:rPr>
             </w:pPr>
+            <w:proofErr w:type="gramStart"/>
             <w:r>
               <w:rPr>
                 <w:szCs w:val="24"/>
               </w:rPr>
-              <w:t>1-2 часа</w:t>
+              <w:t>1-2</w:t>
+            </w:r>
+            <w:proofErr w:type="gramEnd"/>
+            <w:r>
+              <w:rPr>
+                <w:szCs w:val="24"/>
+              </w:rPr>
+              <w:t xml:space="preserve"> часа</w:t>
             </w:r>
           </w:p>
         </w:tc>
@@ -4382,11 +4192,19 @@
                 <w:szCs w:val="24"/>
               </w:rPr>
             </w:pPr>
+            <w:proofErr w:type="gramStart"/>
             <w:r>
               <w:rPr>
                 <w:szCs w:val="24"/>
               </w:rPr>
-              <w:t>5-10 минут</w:t>
+              <w:t>5-10</w:t>
+            </w:r>
+            <w:proofErr w:type="gramEnd"/>
+            <w:r>
+              <w:rPr>
+                <w:szCs w:val="24"/>
+              </w:rPr>
+              <w:t xml:space="preserve"> минут</w:t>
             </w:r>
           </w:p>
         </w:tc>
@@ -4412,8 +4230,16 @@
               <w:rPr>
                 <w:szCs w:val="24"/>
               </w:rPr>
-              <w:t>Актуальность данных о остатках</w:t>
-            </w:r>
+              <w:t xml:space="preserve">Актуальность данных </w:t>
+            </w:r>
+            <w:proofErr w:type="gramStart"/>
+            <w:r>
+              <w:rPr>
+                <w:szCs w:val="24"/>
+              </w:rPr>
+              <w:t>о остатках</w:t>
+            </w:r>
+            <w:proofErr w:type="gramEnd"/>
           </w:p>
         </w:tc>
         <w:tc>
@@ -4794,6 +4620,9 @@
         <w:jc w:val="both"/>
       </w:pPr>
       <w:r>
+        <w:rPr>
+          <w:noProof/>
+        </w:rPr>
         <w:drawing>
           <wp:anchor distT="0" distB="0" distL="114300" distR="114300" simplePos="0" relativeHeight="251661312" behindDoc="0" locked="0" layoutInCell="1" allowOverlap="1" wp14:anchorId="26152037" wp14:editId="69002D91">
             <wp:simplePos x="0" y="0"/>
@@ -4845,15 +4674,7 @@
         </w:drawing>
       </w:r>
       <w:r>
-        <w:t xml:space="preserve">В соответствии с выбранной предметной областью «Магазин аудиотехники и гаджетов» я осуществил планирование этапов разработки программного продукта в среде MS </w:t>
-      </w:r>
-      <w:proofErr w:type="spellStart"/>
-      <w:r>
-        <w:t>Project</w:t>
-      </w:r>
-      <w:proofErr w:type="spellEnd"/>
-      <w:r>
-        <w:t xml:space="preserve">. Разработка разбита на шесть основных этапов. Первый этап </w:t>
+        <w:t xml:space="preserve">В соответствии с выбранной предметной областью «Магазин аудиотехники и гаджетов» я осуществил планирование этапов разработки программного продукта в среде MS Project. Разработка разбита на шесть основных этапов. Первый этап </w:t>
       </w:r>
       <w:r>
         <w:t>-</w:t>
@@ -4883,15 +4704,7 @@
         <w:t>-</w:t>
       </w:r>
       <w:r>
-        <w:t xml:space="preserve"> «Разработка </w:t>
-      </w:r>
-      <w:proofErr w:type="spellStart"/>
-      <w:r>
-        <w:t>фронтенд</w:t>
-      </w:r>
-      <w:proofErr w:type="spellEnd"/>
-      <w:r>
-        <w:t xml:space="preserve">-части системы» </w:t>
+        <w:t xml:space="preserve"> «Разработка фронтенд-части системы» </w:t>
       </w:r>
       <w:r>
         <w:t>-</w:t>
@@ -5022,7 +4835,7 @@
           <w:i w:val="0"/>
           <w:szCs w:val="28"/>
         </w:rPr>
-        <w:t xml:space="preserve">Для реализации программного продукта я определил ресурсы двух типов: трудовые (8 единиц) и материальные (8 единиц), всего 16 единиц. Трудовые ресурсы включают аналитика, системного архитектора, бэкенд-разработчика, </w:t>
+        <w:t xml:space="preserve">Для реализации программного продукта я определил ресурсы двух типов: трудовые (8 единиц) и материальные (8 единиц), всего 16 единиц. Трудовые ресурсы включают аналитика, системного архитектора, бэкенд-разработчика, фронтенд-разработчика, тестировщика, </w:t>
       </w:r>
       <w:proofErr w:type="spellStart"/>
       <w:r>
@@ -5031,7 +4844,7 @@
           <w:i w:val="0"/>
           <w:szCs w:val="28"/>
         </w:rPr>
-        <w:t>фронтенд</w:t>
+        <w:t>DevOps</w:t>
       </w:r>
       <w:proofErr w:type="spellEnd"/>
       <w:r>
@@ -5040,7 +4853,7 @@
           <w:i w:val="0"/>
           <w:szCs w:val="28"/>
         </w:rPr>
-        <w:t xml:space="preserve">-разработчика, тестировщика, </w:t>
+        <w:t xml:space="preserve">-инженера, системного администратора и менеджера проекта. Материальные ресурсы включают серверное оборудование, коммутатор, </w:t>
       </w:r>
       <w:proofErr w:type="spellStart"/>
       <w:r>
@@ -5049,7 +4862,7 @@
           <w:i w:val="0"/>
           <w:szCs w:val="28"/>
         </w:rPr>
-        <w:t>DevOps</w:t>
+        <w:t>Wi</w:t>
       </w:r>
       <w:proofErr w:type="spellEnd"/>
       <w:r>
@@ -5058,30 +4871,13 @@
           <w:i w:val="0"/>
           <w:szCs w:val="28"/>
         </w:rPr>
-        <w:t xml:space="preserve">-инженера, системного администратора и менеджера проекта. Материальные ресурсы включают серверное оборудование, коммутатор, </w:t>
-      </w:r>
-      <w:proofErr w:type="spellStart"/>
+        <w:t>-Fi роутер, кассовый аппарат, сканер штрих-кодов, принтер, программное обеспечение и канцелярские расходы.</w:t>
+      </w:r>
       <w:r>
         <w:rPr>
           <w:b w:val="0"/>
           <w:i w:val="0"/>
-          <w:szCs w:val="28"/>
-        </w:rPr>
-        <w:t>Wi-Fi</w:t>
-      </w:r>
-      <w:proofErr w:type="spellEnd"/>
-      <w:r>
-        <w:rPr>
-          <w:b w:val="0"/>
-          <w:i w:val="0"/>
-          <w:szCs w:val="28"/>
-        </w:rPr>
-        <w:t xml:space="preserve"> роутер, кассовый аппарат, сканер штрих-кодов, принтер, программное обеспечение и канцелярские расходы.</w:t>
-      </w:r>
-      <w:r>
-        <w:rPr>
-          <w:b w:val="0"/>
-          <w:i w:val="0"/>
+          <w:noProof/>
           <w:szCs w:val="28"/>
         </w:rPr>
         <w:drawing>
@@ -5196,6 +4992,9 @@
         <w:jc w:val="center"/>
       </w:pPr>
       <w:r>
+        <w:rPr>
+          <w:noProof/>
+        </w:rPr>
         <w:drawing>
           <wp:inline distT="0" distB="0" distL="0" distR="0" wp14:anchorId="07DF2B4C" wp14:editId="25027FA7">
             <wp:extent cx="6120130" cy="1339850"/>
@@ -5304,11 +5103,12 @@
         <w:rPr>
           <w:b w:val="0"/>
           <w:i w:val="0"/>
+          <w:noProof/>
           <w:szCs w:val="28"/>
         </w:rPr>
         <w:lastRenderedPageBreak/>
         <w:drawing>
-          <wp:anchor distT="0" distB="0" distL="114300" distR="114300" simplePos="0" relativeHeight="251660288" behindDoc="0" locked="0" layoutInCell="1" allowOverlap="1" wp14:anchorId="745B5EE1" wp14:editId="76A0AFDC">
+          <wp:anchor distT="0" distB="0" distL="114300" distR="114300" simplePos="0" relativeHeight="251660288" behindDoc="0" locked="0" layoutInCell="1" allowOverlap="1" wp14:anchorId="745B5EE1" wp14:editId="3EC930EF">
             <wp:simplePos x="0" y="0"/>
             <wp:positionH relativeFrom="column">
               <wp:posOffset>-112395</wp:posOffset>
@@ -5363,7 +5163,25 @@
           <w:i w:val="0"/>
           <w:szCs w:val="28"/>
         </w:rPr>
-        <w:t>Назначить задачам предшественников и осуществить выравнивание загрузки ресурсов (Рисунок 4-5).</w:t>
+        <w:t xml:space="preserve">Назначить задачам предшественников и осуществить выравнивание загрузки ресурсов (Рисунок </w:t>
+      </w:r>
+      <w:proofErr w:type="gramStart"/>
+      <w:r>
+        <w:rPr>
+          <w:b w:val="0"/>
+          <w:i w:val="0"/>
+          <w:szCs w:val="28"/>
+        </w:rPr>
+        <w:t>4-5</w:t>
+      </w:r>
+      <w:proofErr w:type="gramEnd"/>
+      <w:r>
+        <w:rPr>
+          <w:b w:val="0"/>
+          <w:i w:val="0"/>
+          <w:szCs w:val="28"/>
+        </w:rPr>
+        <w:t>).</w:t>
       </w:r>
     </w:p>
     <w:p>
@@ -5420,6 +5238,7 @@
       <w:r>
         <w:rPr>
           <w:b/>
+          <w:noProof/>
         </w:rPr>
         <w:drawing>
           <wp:inline distT="0" distB="0" distL="0" distR="0" wp14:anchorId="574B8BA0" wp14:editId="5BB54E84">
@@ -6862,7 +6681,15 @@
           </w:tcPr>
           <w:p>
             <w:r>
-              <w:t>NOT NULL, &gt;=0</w:t>
+              <w:t>NOT NULL</w:t>
+            </w:r>
+            <w:proofErr w:type="gramStart"/>
+            <w:r>
+              <w:t>, &gt;</w:t>
+            </w:r>
+            <w:proofErr w:type="gramEnd"/>
+            <w:r>
+              <w:t>=0</w:t>
             </w:r>
           </w:p>
         </w:tc>
@@ -8471,39 +8298,40 @@
           <w:bCs/>
           <w:szCs w:val="24"/>
         </w:rPr>
-        <w:t xml:space="preserve">В рамках выполнения индивидуального проекта мной была разработана реляционная база данных для автоматизации учета товаров и продаж в магазине аудиотехники и гаджетов (Рисунок 1). База данных создана в среде </w:t>
-      </w:r>
-      <w:proofErr w:type="spellStart"/>
-      <w:r>
+        <w:t>В рамках выполнения индивидуального проекта мной была разработана реляционная база данных для автоматизации учета товаров и продаж в магазине аудиотехники и гаджетов (Рисунок 1). База данных создана в среде Microsoft Access и состоит из пяти взаимосвязанных таблиц: «Категории», «Товары», «Должности», «Сотрудники» и «Продажи».</w:t>
+      </w:r>
+    </w:p>
+    <w:p>
+      <w:pPr>
+        <w:spacing w:after="0" w:line="360" w:lineRule="auto"/>
+        <w:ind w:firstLine="709"/>
         <w:rPr>
           <w:bCs/>
           <w:szCs w:val="24"/>
         </w:rPr>
-        <w:t>Microsoft</w:t>
-      </w:r>
-      <w:proofErr w:type="spellEnd"/>
+      </w:pPr>
       <w:r>
         <w:rPr>
           <w:bCs/>
           <w:szCs w:val="24"/>
         </w:rPr>
-        <w:t xml:space="preserve"> </w:t>
-      </w:r>
-      <w:proofErr w:type="spellStart"/>
+        <w:t xml:space="preserve">Таблица «Категории» содержит информацию о группах товаров (наушники, колонки, микшерные пульты и </w:t>
+      </w:r>
+      <w:proofErr w:type="gramStart"/>
       <w:r>
         <w:rPr>
           <w:bCs/>
           <w:szCs w:val="24"/>
         </w:rPr>
-        <w:t>Access</w:t>
-      </w:r>
-      <w:proofErr w:type="spellEnd"/>
+        <w:t>т.д.</w:t>
+      </w:r>
+      <w:proofErr w:type="gramEnd"/>
       <w:r>
         <w:rPr>
           <w:bCs/>
           <w:szCs w:val="24"/>
         </w:rPr>
-        <w:t xml:space="preserve"> и состоит из пяти взаимосвязанных таблиц: «Категории», «Товары», «Должности», «Сотрудники» и «Продажи».</w:t>
+        <w:t>) и сроках гарантии. Таблица «Товары» хранит данные о каждой товарной позиции: артикул, название, бренд, цену и ссылку на категорию (Рисунок 2). Таблица «Должности» содержит перечень должностей сотрудников с указанием оклада (Рисунок 3). Таблица «Сотрудники» включает табельный номер, ФИО, телефон и ссылку на должность (Рисунок 4). Таблица «Продажи» фиксирует факты продаж: номер чека, дату, артикул товара, табельный номер сотрудника и количество проданных единиц (Рисунок 5).</w:t>
       </w:r>
     </w:p>
     <w:p>
@@ -8520,7 +8348,23 @@
           <w:bCs/>
           <w:szCs w:val="24"/>
         </w:rPr>
-        <w:t>Таблица «Категории» содержит информацию о группах товаров (наушники, колонки, микшерные пульты и т.д.) и сроках гарантии. Таблица «Товары» хранит данные о каждой товарной позиции: артикул, название, бренд, цену и ссылку на категорию (Рисунок 2). Таблица «Должности» содержит перечень должностей сотрудников с указанием оклада (Рисунок 3). Таблица «Сотрудники» включает табельный номер, ФИО, телефон и ссылку на должность (Рисунок 4). Таблица «Продажи» фиксирует факты продаж: номер чека, дату, артикул товара, табельный номер сотрудника и количество проданных единиц (Рисунок 5).</w:t>
+        <w:t xml:space="preserve">Между таблицами установлены связи «один-ко-многим»: категория может содержать много товаров, </w:t>
+      </w:r>
+      <w:proofErr w:type="gramStart"/>
+      <w:r>
+        <w:rPr>
+          <w:bCs/>
+          <w:szCs w:val="24"/>
+        </w:rPr>
+        <w:t>должность может быть</w:t>
+      </w:r>
+      <w:proofErr w:type="gramEnd"/>
+      <w:r>
+        <w:rPr>
+          <w:bCs/>
+          <w:szCs w:val="24"/>
+        </w:rPr>
+        <w:t xml:space="preserve"> у многих сотрудников, один товар может продаваться много раз, один сотрудник может оформить много продаж. Для всех связей обеспечена целостность данных (Рисунок 6).</w:t>
       </w:r>
     </w:p>
     <w:p>
@@ -8537,7 +8381,7 @@
           <w:bCs/>
           <w:szCs w:val="24"/>
         </w:rPr>
-        <w:t>Между таблицами установлены связи «один-ко-многим»: категория может содержать много товаров, должность может быть у многих сотрудников, один товар может продаваться много раз, один сотрудник может оформить много продаж. Для всех связей обеспечена целостность данных (Рисунок 6).</w:t>
+        <w:t>На основе созданных таблиц были разработаны формы для удобного ввода и редактирования данных (Рисунки 7–11), а также отчеты для вывода информации на печать (Рисунки 12–16). Для анализа данных были созданы различные запросы: выборка товаров по условию (дороже определенной цены, конкретного бренда), сортировка товаров по цене, подсчет количества продаж по каждому товару, а также запросы с использованием нескольких таблиц для вывода информации о продажах с указанием ФИО сотрудника и названия товара (Рисунки 17–28).</w:t>
       </w:r>
     </w:p>
     <w:p>
@@ -8554,23 +8398,6 @@
           <w:bCs/>
           <w:szCs w:val="24"/>
         </w:rPr>
-        <w:t>На основе созданных таблиц были разработаны формы для удобного ввода и редактирования данных (Рисунки 7–11), а также отчеты для вывода информации на печать (Рисунки 12–16). Для анализа данных были созданы различные запросы: выборка товаров по условию (дороже определенной цены, конкретного бренда), сортировка товаров по цене, подсчет количества продаж по каждому товару, а также запросы с использованием нескольких таблиц для вывода информации о продажах с указанием ФИО сотрудника и названия товара (Рисунки 17–28).</w:t>
-      </w:r>
-    </w:p>
-    <w:p>
-      <w:pPr>
-        <w:spacing w:after="0" w:line="360" w:lineRule="auto"/>
-        <w:ind w:firstLine="709"/>
-        <w:rPr>
-          <w:bCs/>
-          <w:szCs w:val="24"/>
-        </w:rPr>
-      </w:pPr>
-      <w:r>
-        <w:rPr>
-          <w:bCs/>
-          <w:szCs w:val="24"/>
-        </w:rPr>
         <w:t>Разработанная база данных позволяет автоматизировать учет товаров и продаж, получать оперативную информацию об остатках и выручке, а также формировать необходимые отчеты для руководства магазина (Рисунки 29–46).</w:t>
       </w:r>
     </w:p>
@@ -8585,6 +8412,7 @@
       </w:pPr>
       <w:r>
         <w:rPr>
+          <w:noProof/>
           <w:sz w:val="28"/>
         </w:rPr>
         <w:drawing>
@@ -8652,6 +8480,7 @@
       </w:pPr>
       <w:r>
         <w:rPr>
+          <w:noProof/>
           <w:sz w:val="28"/>
         </w:rPr>
         <w:drawing>
@@ -8718,6 +8547,7 @@
       </w:pPr>
       <w:r>
         <w:rPr>
+          <w:noProof/>
           <w:sz w:val="28"/>
         </w:rPr>
         <w:drawing>
@@ -8784,6 +8614,7 @@
       </w:pPr>
       <w:r>
         <w:rPr>
+          <w:noProof/>
           <w:sz w:val="28"/>
         </w:rPr>
         <w:drawing>
@@ -8850,6 +8681,7 @@
       </w:pPr>
       <w:r>
         <w:rPr>
+          <w:noProof/>
           <w:sz w:val="28"/>
         </w:rPr>
         <w:lastRenderedPageBreak/>
@@ -8917,6 +8749,7 @@
       </w:pPr>
       <w:r>
         <w:rPr>
+          <w:noProof/>
           <w:sz w:val="28"/>
         </w:rPr>
         <w:drawing>
@@ -8994,6 +8827,7 @@
       </w:pPr>
       <w:r>
         <w:rPr>
+          <w:noProof/>
           <w:sz w:val="28"/>
         </w:rPr>
         <w:drawing>
@@ -9060,6 +8894,7 @@
       </w:pPr>
       <w:r>
         <w:rPr>
+          <w:noProof/>
           <w:sz w:val="28"/>
         </w:rPr>
         <w:drawing>
@@ -9126,6 +8961,7 @@
       </w:pPr>
       <w:r>
         <w:rPr>
+          <w:noProof/>
           <w:sz w:val="28"/>
         </w:rPr>
         <w:lastRenderedPageBreak/>
@@ -9193,6 +9029,7 @@
       </w:pPr>
       <w:r>
         <w:rPr>
+          <w:noProof/>
           <w:sz w:val="28"/>
         </w:rPr>
         <w:drawing>
@@ -9259,6 +9096,7 @@
       </w:pPr>
       <w:r>
         <w:rPr>
+          <w:noProof/>
           <w:sz w:val="28"/>
         </w:rPr>
         <w:lastRenderedPageBreak/>
@@ -9326,6 +9164,7 @@
       </w:pPr>
       <w:r>
         <w:rPr>
+          <w:noProof/>
           <w:sz w:val="28"/>
         </w:rPr>
         <w:drawing>
@@ -9392,6 +9231,7 @@
       </w:pPr>
       <w:r>
         <w:rPr>
+          <w:noProof/>
           <w:sz w:val="28"/>
         </w:rPr>
         <w:lastRenderedPageBreak/>
@@ -9459,6 +9299,7 @@
       </w:pPr>
       <w:r>
         <w:rPr>
+          <w:noProof/>
           <w:sz w:val="28"/>
         </w:rPr>
         <w:lastRenderedPageBreak/>
@@ -9526,6 +9367,7 @@
       </w:pPr>
       <w:r>
         <w:rPr>
+          <w:noProof/>
           <w:sz w:val="28"/>
         </w:rPr>
         <w:lastRenderedPageBreak/>
@@ -9593,6 +9435,7 @@
       </w:pPr>
       <w:r>
         <w:rPr>
+          <w:noProof/>
           <w:sz w:val="28"/>
         </w:rPr>
         <w:drawing>
@@ -9659,6 +9502,7 @@
       </w:pPr>
       <w:r>
         <w:rPr>
+          <w:noProof/>
           <w:sz w:val="28"/>
         </w:rPr>
         <w:lastRenderedPageBreak/>
@@ -9726,6 +9570,7 @@
       </w:pPr>
       <w:r>
         <w:rPr>
+          <w:noProof/>
           <w:sz w:val="28"/>
         </w:rPr>
         <w:drawing>
@@ -9792,6 +9637,7 @@
       </w:pPr>
       <w:r>
         <w:rPr>
+          <w:noProof/>
           <w:sz w:val="28"/>
         </w:rPr>
         <w:lastRenderedPageBreak/>
@@ -9859,6 +9705,7 @@
       </w:pPr>
       <w:r>
         <w:rPr>
+          <w:noProof/>
           <w:sz w:val="28"/>
         </w:rPr>
         <w:drawing>
@@ -9925,6 +9772,7 @@
       </w:pPr>
       <w:r>
         <w:rPr>
+          <w:noProof/>
           <w:sz w:val="28"/>
         </w:rPr>
         <w:lastRenderedPageBreak/>
@@ -9992,6 +9840,7 @@
       </w:pPr>
       <w:r>
         <w:rPr>
+          <w:noProof/>
           <w:sz w:val="28"/>
         </w:rPr>
         <w:lastRenderedPageBreak/>
@@ -10059,6 +9908,7 @@
       </w:pPr>
       <w:r>
         <w:rPr>
+          <w:noProof/>
           <w:sz w:val="28"/>
         </w:rPr>
         <w:lastRenderedPageBreak/>
@@ -10126,6 +9976,7 @@
       </w:pPr>
       <w:r>
         <w:rPr>
+          <w:noProof/>
           <w:sz w:val="28"/>
         </w:rPr>
         <w:lastRenderedPageBreak/>
@@ -10193,6 +10044,7 @@
       </w:pPr>
       <w:r>
         <w:rPr>
+          <w:noProof/>
           <w:sz w:val="28"/>
         </w:rPr>
         <w:drawing>
@@ -10259,6 +10111,7 @@
       </w:pPr>
       <w:r>
         <w:rPr>
+          <w:noProof/>
           <w:sz w:val="28"/>
         </w:rPr>
         <w:lastRenderedPageBreak/>
@@ -10326,6 +10179,7 @@
       </w:pPr>
       <w:r>
         <w:rPr>
+          <w:noProof/>
           <w:sz w:val="28"/>
         </w:rPr>
         <w:lastRenderedPageBreak/>
@@ -10393,6 +10247,7 @@
       </w:pPr>
       <w:r>
         <w:rPr>
+          <w:noProof/>
           <w:sz w:val="28"/>
         </w:rPr>
         <w:lastRenderedPageBreak/>
@@ -10460,6 +10315,7 @@
       </w:pPr>
       <w:r>
         <w:rPr>
+          <w:noProof/>
           <w:sz w:val="28"/>
         </w:rPr>
         <w:drawing>
@@ -10526,6 +10382,7 @@
       </w:pPr>
       <w:r>
         <w:rPr>
+          <w:noProof/>
           <w:sz w:val="28"/>
         </w:rPr>
         <w:lastRenderedPageBreak/>
@@ -10593,6 +10450,7 @@
       </w:pPr>
       <w:r>
         <w:rPr>
+          <w:noProof/>
           <w:sz w:val="28"/>
         </w:rPr>
         <w:lastRenderedPageBreak/>
@@ -10660,6 +10518,7 @@
       </w:pPr>
       <w:r>
         <w:rPr>
+          <w:noProof/>
           <w:sz w:val="28"/>
         </w:rPr>
         <w:drawing>
@@ -10726,6 +10585,7 @@
       </w:pPr>
       <w:r>
         <w:rPr>
+          <w:noProof/>
           <w:sz w:val="28"/>
         </w:rPr>
         <w:drawing>
@@ -10792,6 +10652,7 @@
       </w:pPr>
       <w:r>
         <w:rPr>
+          <w:noProof/>
           <w:sz w:val="28"/>
         </w:rPr>
         <w:drawing>
@@ -10858,6 +10719,7 @@
       </w:pPr>
       <w:r>
         <w:rPr>
+          <w:noProof/>
           <w:sz w:val="28"/>
         </w:rPr>
         <w:drawing>
@@ -10924,6 +10786,7 @@
       </w:pPr>
       <w:r>
         <w:rPr>
+          <w:noProof/>
           <w:sz w:val="28"/>
         </w:rPr>
         <w:lastRenderedPageBreak/>
@@ -10991,6 +10854,7 @@
       </w:pPr>
       <w:r>
         <w:rPr>
+          <w:noProof/>
           <w:sz w:val="28"/>
         </w:rPr>
         <w:drawing>
@@ -11057,6 +10921,7 @@
       </w:pPr>
       <w:r>
         <w:rPr>
+          <w:noProof/>
           <w:sz w:val="28"/>
         </w:rPr>
         <w:drawing>
@@ -11123,6 +10988,7 @@
       </w:pPr>
       <w:r>
         <w:rPr>
+          <w:noProof/>
           <w:sz w:val="28"/>
         </w:rPr>
         <w:drawing>
@@ -11189,6 +11055,7 @@
       </w:pPr>
       <w:r>
         <w:rPr>
+          <w:noProof/>
           <w:sz w:val="28"/>
         </w:rPr>
         <w:drawing>
@@ -11256,6 +11123,7 @@
       </w:pPr>
       <w:r>
         <w:rPr>
+          <w:noProof/>
           <w:sz w:val="28"/>
         </w:rPr>
         <w:drawing>
@@ -11322,6 +11190,7 @@
       </w:pPr>
       <w:r>
         <w:rPr>
+          <w:noProof/>
           <w:sz w:val="28"/>
         </w:rPr>
         <w:drawing>
@@ -11388,6 +11257,7 @@
       </w:pPr>
       <w:r>
         <w:rPr>
+          <w:noProof/>
           <w:sz w:val="28"/>
         </w:rPr>
         <w:drawing>
@@ -11454,6 +11324,7 @@
       </w:pPr>
       <w:r>
         <w:rPr>
+          <w:noProof/>
           <w:sz w:val="28"/>
         </w:rPr>
         <w:drawing>
@@ -11521,6 +11392,7 @@
       </w:pPr>
       <w:r>
         <w:rPr>
+          <w:noProof/>
           <w:sz w:val="28"/>
         </w:rPr>
         <w:drawing>
@@ -11587,6 +11459,7 @@
       </w:pPr>
       <w:r>
         <w:rPr>
+          <w:noProof/>
           <w:sz w:val="28"/>
         </w:rPr>
         <w:drawing>
@@ -11786,174 +11659,24 @@
     </w:p>
     <w:p>
       <w:pPr>
-        <w:pStyle w:val="21"/>
-        <w:spacing w:line="360" w:lineRule="auto"/>
-        <w:ind w:left="0" w:firstLine="709"/>
-        <w:jc w:val="both"/>
-        <w:rPr>
-          <w:szCs w:val="28"/>
-        </w:rPr>
-      </w:pPr>
-      <w:r>
-        <w:rPr>
-          <w:szCs w:val="28"/>
-        </w:rPr>
-        <w:t>Задание № 1</w:t>
-      </w:r>
-    </w:p>
-    <w:p>
-      <w:pPr>
-        <w:pStyle w:val="21"/>
-        <w:spacing w:line="360" w:lineRule="auto"/>
-        <w:ind w:left="0" w:firstLine="709"/>
-        <w:jc w:val="both"/>
-        <w:outlineLvl w:val="9"/>
-        <w:rPr>
-          <w:b w:val="0"/>
-          <w:i w:val="0"/>
-          <w:szCs w:val="28"/>
-        </w:rPr>
-      </w:pPr>
-      <w:r>
-        <w:rPr>
-          <w:b w:val="0"/>
-          <w:i w:val="0"/>
-        </w:rPr>
-        <w:t>Создать папку «</w:t>
-      </w:r>
-      <w:r>
-        <w:rPr>
-          <w:b w:val="0"/>
-          <w:i w:val="0"/>
-          <w:lang w:val="en-US"/>
-        </w:rPr>
-        <w:t>Project</w:t>
-      </w:r>
-      <w:r>
-        <w:rPr>
-          <w:b w:val="0"/>
-          <w:i w:val="0"/>
-        </w:rPr>
-        <w:t>» в этой папке инициализировать репозиторий.</w:t>
-      </w:r>
-      <w:r>
-        <w:rPr>
-          <w:b w:val="0"/>
-          <w:i w:val="0"/>
-          <w:szCs w:val="28"/>
-        </w:rPr>
-        <w:t xml:space="preserve"> Создать файл под названием «отчет по проделанной работе», в этот файл необходимо добавить скриншоты проделанной работы в </w:t>
-      </w:r>
-      <w:r>
-        <w:rPr>
-          <w:b w:val="0"/>
-          <w:i w:val="0"/>
-          <w:szCs w:val="28"/>
-          <w:lang w:val="en-US"/>
-        </w:rPr>
-        <w:t>Git</w:t>
-      </w:r>
-      <w:r>
-        <w:rPr>
-          <w:b w:val="0"/>
-          <w:i w:val="0"/>
-          <w:szCs w:val="28"/>
-        </w:rPr>
-        <w:t xml:space="preserve"> </w:t>
-      </w:r>
-      <w:r>
-        <w:rPr>
-          <w:b w:val="0"/>
-          <w:i w:val="0"/>
-          <w:szCs w:val="28"/>
-          <w:lang w:val="en-US"/>
-        </w:rPr>
-        <w:t>Bash</w:t>
-      </w:r>
-      <w:r>
-        <w:rPr>
-          <w:b w:val="0"/>
-          <w:i w:val="0"/>
-          <w:szCs w:val="28"/>
-        </w:rPr>
-        <w:t>.</w:t>
-      </w:r>
-    </w:p>
-    <w:p>
-      <w:pPr>
-        <w:pStyle w:val="21"/>
-        <w:spacing w:line="360" w:lineRule="auto"/>
-        <w:ind w:left="0" w:firstLine="709"/>
-        <w:jc w:val="both"/>
-        <w:rPr>
-          <w:szCs w:val="28"/>
-        </w:rPr>
-      </w:pPr>
-      <w:r>
-        <w:rPr>
-          <w:szCs w:val="28"/>
-        </w:rPr>
-        <w:t>Задание № 2</w:t>
-      </w:r>
-    </w:p>
-    <w:p>
-      <w:pPr>
         <w:pStyle w:val="a9"/>
         <w:spacing w:after="0" w:line="360" w:lineRule="auto"/>
         <w:ind w:left="0" w:firstLine="709"/>
         <w:contextualSpacing w:val="0"/>
         <w:jc w:val="both"/>
         <w:rPr>
-          <w:rFonts w:eastAsia="Times New Roman"/>
-          <w:bCs/>
-          <w:szCs w:val="24"/>
-          <w:lang w:eastAsia="ru-RU" w:bidi="ru-RU"/>
-        </w:rPr>
-      </w:pPr>
-      <w:r>
-        <w:rPr>
-          <w:rFonts w:eastAsia="Times New Roman"/>
-          <w:bCs/>
-          <w:szCs w:val="24"/>
-          <w:lang w:eastAsia="ru-RU" w:bidi="ru-RU"/>
-        </w:rPr>
-        <w:t xml:space="preserve">Все создаваемые в данной папке файлы передавать под контроль </w:t>
-      </w:r>
-      <w:r>
-        <w:rPr>
-          <w:rFonts w:eastAsia="Times New Roman"/>
-          <w:bCs/>
-          <w:szCs w:val="24"/>
-          <w:lang w:val="en-US" w:eastAsia="ru-RU" w:bidi="ru-RU"/>
-        </w:rPr>
-        <w:t>Git</w:t>
-      </w:r>
-      <w:r>
-        <w:rPr>
-          <w:rFonts w:eastAsia="Times New Roman"/>
-          <w:bCs/>
-          <w:szCs w:val="24"/>
-          <w:lang w:eastAsia="ru-RU" w:bidi="ru-RU"/>
-        </w:rPr>
-        <w:t>.</w:t>
-      </w:r>
-    </w:p>
-    <w:p>
-      <w:pPr>
-        <w:pStyle w:val="21"/>
-        <w:spacing w:line="360" w:lineRule="auto"/>
-        <w:ind w:left="0" w:firstLine="709"/>
-        <w:jc w:val="both"/>
-        <w:rPr>
-          <w:szCs w:val="28"/>
-        </w:rPr>
-      </w:pPr>
-      <w:r>
-        <w:rPr>
-          <w:szCs w:val="28"/>
-        </w:rPr>
-        <w:t>Задание № 3</w:t>
-      </w:r>
+          <w:szCs w:val="24"/>
+        </w:rPr>
+      </w:pPr>
+      <w:hyperlink r:id="rId60" w:history="1">
+        <w:r>
+          <w:rPr>
+            <w:rStyle w:val="a6"/>
+            <w:szCs w:val="24"/>
+          </w:rPr>
+          <w:t>https://github.com/pavelvolya007/projectPavlov</w:t>
+        </w:r>
+      </w:hyperlink>
     </w:p>
     <w:p>
       <w:pPr>
@@ -11968,124 +11691,51 @@
       </w:pPr>
       <w:r>
         <w:rPr>
-          <w:szCs w:val="24"/>
-        </w:rPr>
-        <w:t xml:space="preserve">Подключить локальный репозиторий к сайту </w:t>
-      </w:r>
-      <w:r>
-        <w:rPr>
-          <w:szCs w:val="24"/>
-          <w:lang w:val="en-US"/>
-        </w:rPr>
-        <w:t>Git</w:t>
-      </w:r>
-      <w:r>
-        <w:rPr>
-          <w:szCs w:val="24"/>
-        </w:rPr>
-        <w:t xml:space="preserve"> </w:t>
-      </w:r>
-      <w:r>
-        <w:rPr>
-          <w:szCs w:val="24"/>
-          <w:lang w:val="en-US"/>
-        </w:rPr>
-        <w:t>hub</w:t>
-      </w:r>
-      <w:r>
-        <w:rPr>
-          <w:szCs w:val="24"/>
-        </w:rPr>
-        <w:t xml:space="preserve">, для дальнейшей выгрузки файлов на хостинг (выгрузка осуществляется по средствам консольной версии приложения </w:t>
-      </w:r>
-      <w:r>
-        <w:rPr>
-          <w:szCs w:val="24"/>
-          <w:lang w:val="en-US"/>
-        </w:rPr>
-        <w:t>Git</w:t>
-      </w:r>
-      <w:r>
-        <w:rPr>
-          <w:szCs w:val="24"/>
-        </w:rPr>
-        <w:t xml:space="preserve"> «</w:t>
-      </w:r>
-      <w:r>
-        <w:rPr>
-          <w:szCs w:val="24"/>
-          <w:lang w:val="en-US"/>
-        </w:rPr>
-        <w:t>Git</w:t>
-      </w:r>
-      <w:r>
-        <w:rPr>
-          <w:szCs w:val="24"/>
-        </w:rPr>
-        <w:t xml:space="preserve"> </w:t>
-      </w:r>
-      <w:r>
-        <w:rPr>
-          <w:szCs w:val="24"/>
-          <w:lang w:val="en-US"/>
-        </w:rPr>
-        <w:t>Bash</w:t>
-      </w:r>
-      <w:r>
-        <w:rPr>
-          <w:szCs w:val="24"/>
-        </w:rPr>
-        <w:t>») в сроки, установленные преподавателем.</w:t>
-      </w:r>
-    </w:p>
-    <w:p>
-      <w:pPr>
-        <w:pStyle w:val="21"/>
-        <w:spacing w:line="360" w:lineRule="auto"/>
-        <w:ind w:left="0" w:firstLine="709"/>
-        <w:jc w:val="both"/>
-        <w:rPr>
-          <w:szCs w:val="28"/>
-        </w:rPr>
-      </w:pPr>
-      <w:r>
-        <w:rPr>
-          <w:szCs w:val="28"/>
-        </w:rPr>
-        <w:t>Задание № 4</w:t>
-      </w:r>
-    </w:p>
-    <w:p>
-      <w:pPr>
-        <w:pStyle w:val="a9"/>
-        <w:spacing w:after="0" w:line="360" w:lineRule="auto"/>
-        <w:ind w:left="0" w:firstLine="709"/>
-        <w:contextualSpacing w:val="0"/>
-        <w:jc w:val="both"/>
-        <w:rPr>
-          <w:szCs w:val="24"/>
-        </w:rPr>
-      </w:pPr>
-      <w:r>
-        <w:rPr>
-          <w:szCs w:val="24"/>
-        </w:rPr>
-        <w:t>После выполнения каждого этапа работы над заданием, к соответствующим файлам необходимо создать коммит с описанием этапа.</w:t>
-      </w:r>
-      <w:r>
-        <w:rPr>
-          <w:szCs w:val="24"/>
-        </w:rPr>
-        <w:t xml:space="preserve"> </w:t>
-      </w:r>
-      <w:bookmarkStart w:id="6" w:name="_Hlk165892212"/>
-      <w:r>
-        <w:rPr>
-          <w:szCs w:val="24"/>
-        </w:rPr>
-        <w:t>Создавать новую ветку для каждого раздела итогового проекта.</w:t>
-      </w:r>
-      <w:bookmarkEnd w:id="6"/>
+          <w:noProof/>
+          <w:szCs w:val="24"/>
+        </w:rPr>
+        <w:drawing>
+          <wp:inline distT="0" distB="0" distL="0" distR="0" wp14:anchorId="288DF33D" wp14:editId="098E9A7C">
+            <wp:extent cx="5125165" cy="6182588"/>
+            <wp:effectExtent l="0" t="0" r="0" b="8890"/>
+            <wp:docPr id="1149473336" name="Рисунок 1"/>
+            <wp:cNvGraphicFramePr>
+              <a:graphicFrameLocks xmlns:a="http://schemas.openxmlformats.org/drawingml/2006/main" noChangeAspect="1"/>
+            </wp:cNvGraphicFramePr>
+            <a:graphic xmlns:a="http://schemas.openxmlformats.org/drawingml/2006/main">
+              <a:graphicData uri="http://schemas.openxmlformats.org/drawingml/2006/picture">
+                <pic:pic xmlns:pic="http://schemas.openxmlformats.org/drawingml/2006/picture">
+                  <pic:nvPicPr>
+                    <pic:cNvPr id="1149473336" name="Рисунок 1149473336"/>
+                    <pic:cNvPicPr/>
+                  </pic:nvPicPr>
+                  <pic:blipFill>
+                    <a:blip r:embed="rId61">
+                      <a:extLst>
+                        <a:ext uri="{28A0092B-C50C-407E-A947-70E740481C1C}">
+                          <a14:useLocalDpi xmlns:a14="http://schemas.microsoft.com/office/drawing/2010/main" val="0"/>
+                        </a:ext>
+                      </a:extLst>
+                    </a:blip>
+                    <a:stretch>
+                      <a:fillRect/>
+                    </a:stretch>
+                  </pic:blipFill>
+                  <pic:spPr>
+                    <a:xfrm>
+                      <a:off x="0" y="0"/>
+                      <a:ext cx="5125165" cy="6182588"/>
+                    </a:xfrm>
+                    <a:prstGeom prst="rect">
+                      <a:avLst/>
+                    </a:prstGeom>
+                  </pic:spPr>
+                </pic:pic>
+              </a:graphicData>
+            </a:graphic>
+          </wp:inline>
+        </w:drawing>
+      </w:r>
     </w:p>
     <w:sectPr>
       <w:pgSz w:w="11906" w:h="16838"/>
@@ -12098,7 +11748,7 @@
 </file>
 
 <file path=word/numbering.xml><?xml version="1.0" encoding="utf-8"?>
-<w:numbering xmlns:wpc="http://schemas.microsoft.com/office/word/2010/wordprocessingCanvas" xmlns:cx="http://schemas.microsoft.com/office/drawing/2014/chartex" xmlns:cx1="http://schemas.microsoft.com/office/drawing/2015/9/8/chartex" xmlns:cx2="http://schemas.microsoft.com/office/drawing/2015/10/21/chartex" xmlns:cx3="http://schemas.microsoft.com/office/drawing/2016/5/9/chartex" xmlns:cx4="http://schemas.microsoft.com/office/drawing/2016/5/10/chartex" xmlns:cx5="http://schemas.microsoft.com/office/drawing/2016/5/11/chartex" xmlns:cx6="http://schemas.microsoft.com/office/drawing/2016/5/12/chartex" xmlns:cx7="http://schemas.microsoft.com/office/drawing/2016/5/13/chartex" xmlns:cx8="http://schemas.microsoft.com/office/drawing/2016/5/14/chartex" xmlns:mc="http://schemas.openxmlformats.org/markup-compatibility/2006" xmlns:aink="http://schemas.microsoft.com/office/drawing/2016/ink" xmlns:am3d="http://schemas.microsoft.com/office/drawing/2017/model3d" xmlns:o="urn:schemas-microsoft-com:office:office" xmlns:r="http://schemas.openxmlformats.org/officeDocument/2006/relationships" xmlns:m="http://schemas.openxmlformats.org/officeDocument/2006/math" xmlns:v="urn:schemas-microsoft-com:vml" xmlns:wp14="http://schemas.microsoft.com/office/word/2010/wordprocessingDrawing" xmlns:wp="http://schemas.openxmlformats.org/drawingml/2006/wordprocessingDrawing" xmlns:w10="urn:schemas-microsoft-com:office:word" xmlns:w="http://schemas.openxmlformats.org/wordprocessingml/2006/main" xmlns:w14="http://schemas.microsoft.com/office/word/2010/wordml" xmlns:w15="http://schemas.microsoft.com/office/word/2012/wordml" xmlns:w16cid="http://schemas.microsoft.com/office/word/2016/wordml/cid" xmlns:w16se="http://schemas.microsoft.com/office/word/2015/wordml/symex" xmlns:wpg="http://schemas.microsoft.com/office/word/2010/wordprocessingGroup" xmlns:wpi="http://schemas.microsoft.com/office/word/2010/wordprocessingInk" xmlns:wne="http://schemas.microsoft.com/office/word/2006/wordml" xmlns:wps="http://schemas.microsoft.com/office/word/2010/wordprocessingShape" mc:Ignorable="w14 w15 w16se w16cid wp14">
+<w:numbering xmlns:wpc="http://schemas.microsoft.com/office/word/2010/wordprocessingCanvas" xmlns:cx="http://schemas.microsoft.com/office/drawing/2014/chartex" xmlns:cx1="http://schemas.microsoft.com/office/drawing/2015/9/8/chartex" xmlns:cx2="http://schemas.microsoft.com/office/drawing/2015/10/21/chartex" xmlns:cx3="http://schemas.microsoft.com/office/drawing/2016/5/9/chartex" xmlns:cx4="http://schemas.microsoft.com/office/drawing/2016/5/10/chartex" xmlns:cx5="http://schemas.microsoft.com/office/drawing/2016/5/11/chartex" xmlns:cx6="http://schemas.microsoft.com/office/drawing/2016/5/12/chartex" xmlns:cx7="http://schemas.microsoft.com/office/drawing/2016/5/13/chartex" xmlns:cx8="http://schemas.microsoft.com/office/drawing/2016/5/14/chartex" xmlns:mc="http://schemas.openxmlformats.org/markup-compatibility/2006" xmlns:aink="http://schemas.microsoft.com/office/drawing/2016/ink" xmlns:am3d="http://schemas.microsoft.com/office/drawing/2017/model3d" xmlns:o="urn:schemas-microsoft-com:office:office" xmlns:oel="http://schemas.microsoft.com/office/2019/extlst" xmlns:r="http://schemas.openxmlformats.org/officeDocument/2006/relationships" xmlns:m="http://schemas.openxmlformats.org/officeDocument/2006/math" xmlns:v="urn:schemas-microsoft-com:vml" xmlns:wp14="http://schemas.microsoft.com/office/word/2010/wordprocessingDrawing" xmlns:wp="http://schemas.openxmlformats.org/drawingml/2006/wordprocessingDrawing" xmlns:w10="urn:schemas-microsoft-com:office:word" xmlns:w="http://schemas.openxmlformats.org/wordprocessingml/2006/main" xmlns:w14="http://schemas.microsoft.com/office/word/2010/wordml" xmlns:w15="http://schemas.microsoft.com/office/word/2012/wordml" xmlns:w16cex="http://schemas.microsoft.com/office/word/2018/wordml/cex" xmlns:w16cid="http://schemas.microsoft.com/office/word/2016/wordml/cid" xmlns:w16="http://schemas.microsoft.com/office/word/2018/wordml" xmlns:w16du="http://schemas.microsoft.com/office/word/2023/wordml/word16du" xmlns:w16sdtdh="http://schemas.microsoft.com/office/word/2020/wordml/sdtdatahash" xmlns:w16sdtfl="http://schemas.microsoft.com/office/word/2024/wordml/sdtformatlock" xmlns:w16se="http://schemas.microsoft.com/office/word/2015/wordml/symex" xmlns:wpg="http://schemas.microsoft.com/office/word/2010/wordprocessingGroup" xmlns:wpi="http://schemas.microsoft.com/office/word/2010/wordprocessingInk" xmlns:wne="http://schemas.microsoft.com/office/word/2006/wordml" xmlns:wps="http://schemas.microsoft.com/office/word/2010/wordprocessingShape" mc:Ignorable="w14 w15 w16se w16cid w16 w16cex w16sdtdh w16sdtfl w16du wp14">
   <w:abstractNum w:abstractNumId="0" w15:restartNumberingAfterBreak="0">
     <w:nsid w:val="04BC4E40"/>
     <w:multiLevelType w:val="hybridMultilevel"/>
@@ -13637,59 +13287,59 @@
       </w:rPr>
     </w:lvl>
   </w:abstractNum>
-  <w:num w:numId="1">
+  <w:num w:numId="1" w16cid:durableId="181360143">
     <w:abstractNumId w:val="2"/>
   </w:num>
-  <w:num w:numId="2">
+  <w:num w:numId="2" w16cid:durableId="1956211120">
     <w:abstractNumId w:val="4"/>
   </w:num>
-  <w:num w:numId="3">
+  <w:num w:numId="3" w16cid:durableId="1913151788">
     <w:abstractNumId w:val="6"/>
   </w:num>
-  <w:num w:numId="4">
+  <w:num w:numId="4" w16cid:durableId="355693685">
     <w:abstractNumId w:val="3"/>
   </w:num>
-  <w:num w:numId="5">
+  <w:num w:numId="5" w16cid:durableId="1621110298">
     <w:abstractNumId w:val="0"/>
   </w:num>
-  <w:num w:numId="6">
+  <w:num w:numId="6" w16cid:durableId="221214999">
     <w:abstractNumId w:val="8"/>
   </w:num>
-  <w:num w:numId="7">
+  <w:num w:numId="7" w16cid:durableId="1283416365">
     <w:abstractNumId w:val="5"/>
   </w:num>
-  <w:num w:numId="8">
+  <w:num w:numId="8" w16cid:durableId="1787429236">
     <w:abstractNumId w:val="13"/>
   </w:num>
-  <w:num w:numId="9">
+  <w:num w:numId="9" w16cid:durableId="1785733906">
     <w:abstractNumId w:val="10"/>
   </w:num>
-  <w:num w:numId="10">
+  <w:num w:numId="10" w16cid:durableId="1710186909">
     <w:abstractNumId w:val="1"/>
   </w:num>
-  <w:num w:numId="11">
+  <w:num w:numId="11" w16cid:durableId="115222015">
     <w:abstractNumId w:val="9"/>
   </w:num>
-  <w:num w:numId="12">
+  <w:num w:numId="12" w16cid:durableId="1820150067">
     <w:abstractNumId w:val="11"/>
   </w:num>
-  <w:num w:numId="13">
+  <w:num w:numId="13" w16cid:durableId="893925385">
     <w:abstractNumId w:val="12"/>
   </w:num>
-  <w:num w:numId="14">
+  <w:num w:numId="14" w16cid:durableId="1662730150">
     <w:abstractNumId w:val="15"/>
   </w:num>
-  <w:num w:numId="15">
+  <w:num w:numId="15" w16cid:durableId="1381785327">
     <w:abstractNumId w:val="7"/>
   </w:num>
-  <w:num w:numId="16">
+  <w:num w:numId="16" w16cid:durableId="55863879">
     <w:abstractNumId w:val="14"/>
   </w:num>
 </w:numbering>
 </file>
 
 <file path=word/styles.xml><?xml version="1.0" encoding="utf-8"?>
-<w:styles xmlns:mc="http://schemas.openxmlformats.org/markup-compatibility/2006" xmlns:r="http://schemas.openxmlformats.org/officeDocument/2006/relationships" xmlns:w="http://schemas.openxmlformats.org/wordprocessingml/2006/main" xmlns:w14="http://schemas.microsoft.com/office/word/2010/wordml" xmlns:w15="http://schemas.microsoft.com/office/word/2012/wordml" xmlns:w16cid="http://schemas.microsoft.com/office/word/2016/wordml/cid" xmlns:w16se="http://schemas.microsoft.com/office/word/2015/wordml/symex" mc:Ignorable="w14 w15 w16se w16cid">
+<w:styles xmlns:mc="http://schemas.openxmlformats.org/markup-compatibility/2006" xmlns:r="http://schemas.openxmlformats.org/officeDocument/2006/relationships" xmlns:w="http://schemas.openxmlformats.org/wordprocessingml/2006/main" xmlns:w14="http://schemas.microsoft.com/office/word/2010/wordml" xmlns:w15="http://schemas.microsoft.com/office/word/2012/wordml" xmlns:w16cex="http://schemas.microsoft.com/office/word/2018/wordml/cex" xmlns:w16cid="http://schemas.microsoft.com/office/word/2016/wordml/cid" xmlns:w16="http://schemas.microsoft.com/office/word/2018/wordml" xmlns:w16du="http://schemas.microsoft.com/office/word/2023/wordml/word16du" xmlns:w16sdtdh="http://schemas.microsoft.com/office/word/2020/wordml/sdtdatahash" xmlns:w16sdtfl="http://schemas.microsoft.com/office/word/2024/wordml/sdtformatlock" xmlns:w16se="http://schemas.microsoft.com/office/word/2015/wordml/symex" mc:Ignorable="w14 w15 w16se w16cid w16 w16cex w16sdtdh w16sdtfl w16du">
   <w:docDefaults>
     <w:rPrDefault>
       <w:rPr>
@@ -14090,6 +13740,7 @@
   <w:style w:type="character" w:default="1" w:styleId="a0">
     <w:name w:val="Default Paragraph Font"/>
     <w:uiPriority w:val="1"/>
+    <w:semiHidden/>
     <w:unhideWhenUsed/>
   </w:style>
   <w:style w:type="table" w:default="1" w:styleId="a1">
@@ -14187,7 +13838,6 @@
     <w:name w:val="Hyperlink"/>
     <w:basedOn w:val="a0"/>
     <w:uiPriority w:val="99"/>
-    <w:semiHidden/>
     <w:unhideWhenUsed/>
     <w:rsid w:val="00D503D3"/>
     <w:rPr>
@@ -14451,6 +14101,18 @@
         <w:insideV w:val="single" w:sz="4" w:space="0" w:color="BFBFBF" w:themeColor="background1" w:themeShade="BF"/>
       </w:tblBorders>
     </w:tblPr>
+  </w:style>
+  <w:style w:type="character" w:styleId="af0">
+    <w:name w:val="Unresolved Mention"/>
+    <w:basedOn w:val="a0"/>
+    <w:uiPriority w:val="99"/>
+    <w:semiHidden/>
+    <w:unhideWhenUsed/>
+    <w:rsid w:val="008074E3"/>
+    <w:rPr>
+      <w:color w:val="605E5C"/>
+      <w:shd w:val="clear" w:color="auto" w:fill="E1DFDD"/>
+    </w:rPr>
   </w:style>
 </w:styles>
 </file>
